--- a/word_reports/LP_0407_위치_476_Culture Beat_I Like You _.docx
+++ b/word_reports/LP_0407_위치_476_Culture Beat_I Like You _.docx
@@ -4,7 +4,7 @@
   <w:body>
     <w:p>
       <w:pPr>
-        <w:spacing w:after="280"/>
+        <w:spacing w:after="80"/>
       </w:pPr>
       <w:r>
         <w:rPr w:rFonts="맑은 고딕">
@@ -13,94 +13,47 @@
           <w:color w:val="1E3A8A"/>
           <w:sz w:val="30"/>
         </w:rPr>
-        <w:t>[476] Culture Beat - I Like You /45rpm</w:t>
+        <w:t>Culture Beat (컬쳐비트) - I Like You /45rpm</w:t>
       </w:r>
     </w:p>
     <w:p>
       <w:pPr>
-        <w:spacing w:after="320"/>
+        <w:spacing w:after="240"/>
       </w:pPr>
       <w:r>
         <w:rPr w:rFonts="맑은 고딕">
           <w:rFonts w:ascii="맑은 고딕" w:hAnsi="맑은 고딕" w:eastAsia="맑은 고딕"/>
           <w:b/>
-          <w:sz w:val="20"/>
+          <w:color w:val="4B5563"/>
+          <w:sz w:val="22"/>
         </w:rPr>
-        <w:t>■ 위치 : 476</w:t>
-        <w:br/>
-      </w:r>
-      <w:r>
-        <w:rPr w:rFonts="맑은 고딕">
-          <w:rFonts w:ascii="맑은 고딕" w:hAnsi="맑은 고딕" w:eastAsia="맑은 고딕"/>
-          <w:b/>
-          <w:sz w:val="20"/>
-        </w:rPr>
-        <w:t>■ 아티스트 : Culture Beat</w:t>
-        <w:br/>
-      </w:r>
-      <w:r>
-        <w:rPr w:rFonts="맑은 고딕">
-          <w:rFonts w:ascii="맑은 고딕" w:hAnsi="맑은 고딕" w:eastAsia="맑은 고딕"/>
-          <w:b/>
-          <w:sz w:val="20"/>
-        </w:rPr>
-        <w:t>■ 앨범명 : I Like You /45rpm</w:t>
-        <w:br/>
-      </w:r>
-      <w:r>
-        <w:rPr w:rFonts="맑은 고딕">
-          <w:rFonts w:ascii="맑은 고딕" w:hAnsi="맑은 고딕" w:eastAsia="맑은 고딕"/>
-          <w:b w:val="0"/>
-          <w:sz w:val="20"/>
-        </w:rPr>
-        <w:t>■ 음반 레이블 : Dance Pool / Epic (CBS)</w:t>
-        <w:br/>
-      </w:r>
-      <w:r>
-        <w:rPr w:rFonts="맑은 고딕">
-          <w:rFonts w:ascii="맑은 고딕" w:hAnsi="맑은 고딕" w:eastAsia="맑은 고딕"/>
-          <w:b w:val="0"/>
-          <w:sz w:val="20"/>
-        </w:rPr>
-        <w:t>■ 발매년도 : 1990</w:t>
-        <w:br/>
-      </w:r>
-      <w:r>
-        <w:rPr w:rFonts="맑은 고딕">
-          <w:rFonts w:ascii="맑은 고딕" w:hAnsi="맑은 고딕" w:eastAsia="맑은 고딕"/>
-          <w:b w:val="0"/>
-          <w:sz w:val="20"/>
-        </w:rPr>
-        <w:t>■ 장르 : 유로댄스 (Eurodance), 테크 하우스 (Tech House), 댄스 팝 (Dance-Pop)</w:t>
-        <w:br/>
-      </w:r>
-      <w:r>
-        <w:rPr w:rFonts="맑은 고딕">
-          <w:rFonts w:ascii="맑은 고딕" w:hAnsi="맑은 고딕" w:eastAsia="맑은 고딕"/>
-          <w:b w:val="0"/>
-          <w:sz w:val="20"/>
-        </w:rPr>
-        <w:t>■ 주요 수록곡 : 1. I Like You (London Mix)</w:t>
-        <w:br/>
+        <w:t>위치 :  476</w:t>
       </w:r>
     </w:p>
     <w:p>
       <w:pPr>
-        <w:spacing w:after="160"/>
+        <w:spacing w:line="324" w:lineRule="auto" w:before="80" w:after="160"/>
       </w:pPr>
       <w:r>
         <w:rPr w:rFonts="맑은 고딕">
           <w:rFonts w:ascii="맑은 고딕" w:hAnsi="맑은 고딕" w:eastAsia="맑은 고딕"/>
           <w:b/>
           <w:color w:val="1F2937"/>
-          <w:sz w:val="24"/>
+          <w:sz w:val="22"/>
         </w:rPr>
-        <w:t>■ 음반 해설 및 감상 가이드</w:t>
+        <w:t xml:space="preserve">[음반 소개] </w:t>
+      </w:r>
+      <w:r>
+        <w:rPr w:rFonts="맑은 고딕">
+          <w:rFonts w:ascii="맑은 고딕" w:hAnsi="맑은 고딕" w:eastAsia="맑은 고딕"/>
+          <w:b w:val="0"/>
+          <w:sz w:val="21"/>
+        </w:rPr>
       </w:r>
     </w:p>
     <w:p>
       <w:pPr>
-        <w:spacing w:line="312" w:lineRule="auto" w:after="120"/>
+        <w:spacing w:line="324" w:lineRule="auto" w:after="120"/>
       </w:pPr>
       <w:r>
         <w:rPr w:rFonts="맑은 고딕">
@@ -108,51 +61,516 @@
           <w:b w:val="0"/>
           <w:sz w:val="21"/>
         </w:rPr>
-        <w:t>1990년대 초반 전 세계 음지 및 양지의 클럽씬을 집어삼킨 유로댄스 흐름의 선구자, 컬처 비트(Culture Beat)의 초기 걸작 싱글 [I Like You] 12인치 45rpm LP 음반입니다. 독일 프로듀서 토르스텐 펜슬라우(Torsten Fenslau)가 이끈 컬처 비트는 훗날 세계적인 대히트곡 "Mr. Vain"으로 유로댄스의 최정상에 오르기 전, 본 음반을 통해 자신들만의 전율적인 전자음악 세계관을 완성해 나가고 있었습니다. 45rpm 특유의 뛰어난 음압과 넓은 다이내믹 레인지는 클럽 댄스 뮤직이 지닌 본연의 에너지와 아날로그적 질감을 극대화하여 전달합니다.</w:t>
+        <w:t>1990년대 초반, 전 유럽의 밤을 뜨겁게 달구며 전자음악의 새로운 지평을 열었던 컬쳐비트의 찬란한 초기 걸작 싱글입니다. 프로듀서 토르스텐 펜슬라우의 선구적인 일렉트로닉 비트와 매혹적인 멜로디 라인이 조화를 이루며, 댄스 팝이 도달할 수 있는 가장 우아하고도 역동적인 순간을 포착해 냈습니다. 특히 45회전(45rpm) 맥시 싱글 특유의 광활한 다이내믹스와 선명한 그루브는 단순한 댄스 트랙을 넘어 하나의 완성도 높은 음향 예술로 다가옵니다. 찰나의 열정과 영원한 청춘의 환희가 이 검은 바이닐 속에 고스란히 각인되어 있습니다.</w:t>
       </w:r>
     </w:p>
     <w:p>
       <w:pPr>
-        <w:spacing w:line="312" w:lineRule="auto" w:after="120"/>
+        <w:spacing w:line="324" w:lineRule="auto" w:before="200" w:after="80"/>
       </w:pPr>
+      <w:r>
+        <w:rPr w:rFonts="맑은 고딕">
+          <w:rFonts w:ascii="맑은 고딕" w:hAnsi="맑은 고딕" w:eastAsia="맑은 고딕"/>
+          <w:b/>
+          <w:color w:val="1E3A8A"/>
+          <w:sz w:val="24"/>
+        </w:rPr>
+        <w:t>1. 음반 데이터</w:t>
+      </w:r>
+    </w:p>
+    <w:p>
+      <w:pPr>
+        <w:spacing w:line="324" w:lineRule="auto" w:after="80"/>
+      </w:pPr>
+      <w:r>
+        <w:rPr w:rFonts="맑은 고딕">
+          <w:rFonts w:ascii="맑은 고딕" w:hAnsi="맑은 고딕" w:eastAsia="맑은 고딕"/>
+          <w:b w:val="0"/>
+          <w:color w:val="6B7280"/>
+          <w:sz w:val="21"/>
+        </w:rPr>
+        <w:t xml:space="preserve">· </w:t>
+      </w:r>
+      <w:r>
+        <w:rPr w:rFonts="맑은 고딕">
+          <w:rFonts w:ascii="맑은 고딕" w:hAnsi="맑은 고딕" w:eastAsia="맑은 고딕"/>
+          <w:b/>
+          <w:color w:val="1F2937"/>
+          <w:sz w:val="21"/>
+        </w:rPr>
+        <w:t xml:space="preserve">앨범명: </w:t>
+      </w:r>
       <w:r>
         <w:rPr w:rFonts="맑은 고딕">
           <w:rFonts w:ascii="맑은 고딕" w:hAnsi="맑은 고딕" w:eastAsia="맑은 고딕"/>
           <w:b w:val="0"/>
           <w:sz w:val="21"/>
         </w:rPr>
-        <w:t>수록곡 "I Like You"는 1990년대 초반 유럽을 매료시킨 ‘프랑크푸르트 사운드(Sound of Frankfurt)’의 진수를 담고 있습니다. 정교하고 중독성 강한 하우스 비트 위에 유연하면서도 감성적인 보컬 라인이 얹혀지며, 세련된 이탈로 하우스와 영국의 댄스 팝 감성이 오묘하게 교차합니다. 단단하게 그루브를 형성하는 베이스라인과 감각적인 싱글 노트의 신시사이저 리프는 듣는 이로 하여금 순식간에 90년대 초반 유럽 클럽의 한복판으로 빠져들게 만드는 매력을 발산합니다.</w:t>
+        <w:t>I Like You /45rpm</w:t>
       </w:r>
     </w:p>
     <w:p>
       <w:pPr>
-        <w:spacing w:line="312" w:lineRule="auto" w:after="120"/>
+        <w:spacing w:line="324" w:lineRule="auto" w:after="80"/>
       </w:pPr>
+      <w:r>
+        <w:rPr w:rFonts="맑은 고딕">
+          <w:rFonts w:ascii="맑은 고딕" w:hAnsi="맑은 고딕" w:eastAsia="맑은 고딕"/>
+          <w:b w:val="0"/>
+          <w:color w:val="6B7280"/>
+          <w:sz w:val="21"/>
+        </w:rPr>
+        <w:t xml:space="preserve">· </w:t>
+      </w:r>
+      <w:r>
+        <w:rPr w:rFonts="맑은 고딕">
+          <w:rFonts w:ascii="맑은 고딕" w:hAnsi="맑은 고딕" w:eastAsia="맑은 고딕"/>
+          <w:b/>
+          <w:color w:val="1F2937"/>
+          <w:sz w:val="21"/>
+        </w:rPr>
+        <w:t xml:space="preserve">아티스트: </w:t>
+      </w:r>
       <w:r>
         <w:rPr w:rFonts="맑은 고딕">
           <w:rFonts w:ascii="맑은 고딕" w:hAnsi="맑은 고딕" w:eastAsia="맑은 고딕"/>
           <w:b w:val="0"/>
           <w:sz w:val="21"/>
         </w:rPr>
-        <w:t>특히 본 45rpm 싱글반은 다양한 믹스 버전을 수록하여 감상의 묘미를 더합니다. 중심을 이루는 'London Mix'가 강렬한 클럽용 비트와 대중적인 훅을 강조한다면, 'Frankfurt Mix'는 독일 특유의 깊고 딥한 테크노 텍스처와 실험적인 딥 하우스의 향취를 짙게 풍깁니다. 각 트랙마다 서로 다른 음향적 레이어와 공간감을 자랑하기 때문에, DJ들의 플레이용은 물론 오디오필들에게도 LP 매체로서의 음향적 쾌감을 선사합니다.</w:t>
+        <w:t>Culture Beat (컬쳐비트)</w:t>
       </w:r>
     </w:p>
     <w:p>
       <w:pPr>
-        <w:spacing w:line="312" w:lineRule="auto" w:after="120"/>
+        <w:spacing w:line="324" w:lineRule="auto" w:after="80"/>
       </w:pPr>
+      <w:r>
+        <w:rPr w:rFonts="맑은 고딕">
+          <w:rFonts w:ascii="맑은 고딕" w:hAnsi="맑은 고딕" w:eastAsia="맑은 고딕"/>
+          <w:b w:val="0"/>
+          <w:color w:val="6B7280"/>
+          <w:sz w:val="21"/>
+        </w:rPr>
+        <w:t xml:space="preserve">· </w:t>
+      </w:r>
+      <w:r>
+        <w:rPr w:rFonts="맑은 고딕">
+          <w:rFonts w:ascii="맑은 고딕" w:hAnsi="맑은 고딕" w:eastAsia="맑은 고딕"/>
+          <w:b/>
+          <w:color w:val="1F2937"/>
+          <w:sz w:val="21"/>
+        </w:rPr>
+        <w:t xml:space="preserve">발매 정보: </w:t>
+      </w:r>
       <w:r>
         <w:rPr w:rFonts="맑은 고딕">
           <w:rFonts w:ascii="맑은 고딕" w:hAnsi="맑은 고딕" w:eastAsia="맑은 고딕"/>
           <w:b w:val="0"/>
           <w:sz w:val="21"/>
         </w:rPr>
-        <w:t>이 음반은 단순한 추억의 댄스 가요를 넘어, 90년대 대중음악의 지형도를 바꾼 전자음악의 세련된 유산으로 평가받습니다. 시대의 열기와 정교한 프로덕션 노하우가 결합된 [I Like You / 45rpm]은 컬처 비트라는 위대한 댄스 프로젝트의 찬란한 서막을 증명하는 소장 가치 높은 클래식 음반입니다.</w:t>
+        <w:t>1990년 독일의 전설적인 프로듀서 토르스텐 펜슬라우(Torsten Fenslau)의 지휘 아래 발매된 12인치 맥시 싱글로, 컬쳐비트의 기념비적인 데뷔 앨범 《Horizon》의 핵심 수록곡을 고음질 45rpm 포맷으로 정밀하게 프레싱한 역사적 음반입니다.</w:t>
+      </w:r>
+    </w:p>
+    <w:p>
+      <w:pPr>
+        <w:spacing w:line="324" w:lineRule="auto" w:after="80"/>
+      </w:pPr>
+      <w:r>
+        <w:rPr w:rFonts="맑은 고딕">
+          <w:rFonts w:ascii="맑은 고딕" w:hAnsi="맑은 고딕" w:eastAsia="맑은 고딕"/>
+          <w:b w:val="0"/>
+          <w:color w:val="6B7280"/>
+          <w:sz w:val="21"/>
+        </w:rPr>
+        <w:t xml:space="preserve">· </w:t>
+      </w:r>
+      <w:r>
+        <w:rPr w:rFonts="맑은 고딕">
+          <w:rFonts w:ascii="맑은 고딕" w:hAnsi="맑은 고딕" w:eastAsia="맑은 고딕"/>
+          <w:b/>
+          <w:color w:val="1F2937"/>
+          <w:sz w:val="21"/>
+        </w:rPr>
+        <w:t xml:space="preserve">LP 인기도(판매량): </w:t>
+      </w:r>
+      <w:r>
+        <w:rPr w:rFonts="맑은 고딕">
+          <w:rFonts w:ascii="맑은 고딕" w:hAnsi="맑은 고딕" w:eastAsia="맑은 고딕"/>
+          <w:b w:val="0"/>
+          <w:sz w:val="21"/>
+        </w:rPr>
+        <w:t>발매 직후 미국 빌보드 댄스 클럽 플레이(Hot Dance Club Play) 차트 정상을 차지하는 기염을 토했으며, 유럽 전역의 클럽과 방송 차트 상위권을 석권하며 전 세계적인 댄스 팝 돌풍의 진원지가 되었습니다.</w:t>
+      </w:r>
+    </w:p>
+    <w:p>
+      <w:pPr>
+        <w:spacing w:line="324" w:lineRule="auto" w:after="80"/>
+      </w:pPr>
+      <w:r>
+        <w:rPr w:rFonts="맑은 고딕">
+          <w:rFonts w:ascii="맑은 고딕" w:hAnsi="맑은 고딕" w:eastAsia="맑은 고딕"/>
+          <w:b w:val="0"/>
+          <w:color w:val="6B7280"/>
+          <w:sz w:val="21"/>
+        </w:rPr>
+        <w:t xml:space="preserve">· </w:t>
+      </w:r>
+      <w:r>
+        <w:rPr w:rFonts="맑은 고딕">
+          <w:rFonts w:ascii="맑은 고딕" w:hAnsi="맑은 고딕" w:eastAsia="맑은 고딕"/>
+          <w:b/>
+          <w:color w:val="1F2937"/>
+          <w:sz w:val="21"/>
+        </w:rPr>
+        <w:t xml:space="preserve">각종 수상경력: </w:t>
+      </w:r>
+      <w:r>
+        <w:rPr w:rFonts="맑은 고딕">
+          <w:rFonts w:ascii="맑은 고딕" w:hAnsi="맑은 고딕" w:eastAsia="맑은 고딕"/>
+          <w:b w:val="0"/>
+          <w:sz w:val="21"/>
+        </w:rPr>
+        <w:t>1990년대 초 언더그라운드 클럽 신과 메인스트림 팝 계보를 잇는 독보적인 댄스 클래식으로 공인받았으며, 훗날 전 세계를 뒤흔든 유로댄스 붐의 선구적 텍스트로 음악 평단의 높은 평가를 받았습니다.</w:t>
+      </w:r>
+    </w:p>
+    <w:p>
+      <w:pPr>
+        <w:spacing w:line="324" w:lineRule="auto" w:before="200" w:after="80"/>
+      </w:pPr>
+      <w:r>
+        <w:rPr w:rFonts="맑은 고딕">
+          <w:rFonts w:ascii="맑은 고딕" w:hAnsi="맑은 고딕" w:eastAsia="맑은 고딕"/>
+          <w:b/>
+          <w:color w:val="1E3A8A"/>
+          <w:sz w:val="24"/>
+        </w:rPr>
+        <w:t>2. 아티스트 정보</w:t>
+      </w:r>
+    </w:p>
+    <w:p>
+      <w:pPr>
+        <w:spacing w:line="324" w:lineRule="auto" w:after="80"/>
+      </w:pPr>
+      <w:r>
+        <w:rPr w:rFonts="맑은 고딕">
+          <w:rFonts w:ascii="맑은 고딕" w:hAnsi="맑은 고딕" w:eastAsia="맑은 고딕"/>
+          <w:b w:val="0"/>
+          <w:color w:val="6B7280"/>
+          <w:sz w:val="21"/>
+        </w:rPr>
+        <w:t xml:space="preserve">· </w:t>
+      </w:r>
+      <w:r>
+        <w:rPr w:rFonts="맑은 고딕">
+          <w:rFonts w:ascii="맑은 고딕" w:hAnsi="맑은 고딕" w:eastAsia="맑은 고딕"/>
+          <w:b/>
+          <w:color w:val="1F2937"/>
+          <w:sz w:val="21"/>
+        </w:rPr>
+        <w:t xml:space="preserve">국적: </w:t>
+      </w:r>
+      <w:r>
+        <w:rPr w:rFonts="맑은 고딕">
+          <w:rFonts w:ascii="맑은 고딕" w:hAnsi="맑은 고딕" w:eastAsia="맑은 고딕"/>
+          <w:b w:val="0"/>
+          <w:sz w:val="21"/>
+        </w:rPr>
+        <w:t>독일</w:t>
+      </w:r>
+    </w:p>
+    <w:p>
+      <w:pPr>
+        <w:spacing w:line="324" w:lineRule="auto" w:after="80"/>
+      </w:pPr>
+      <w:r>
+        <w:rPr w:rFonts="맑은 고딕">
+          <w:rFonts w:ascii="맑은 고딕" w:hAnsi="맑은 고딕" w:eastAsia="맑은 고딕"/>
+          <w:b w:val="0"/>
+          <w:color w:val="6B7280"/>
+          <w:sz w:val="21"/>
+        </w:rPr>
+        <w:t xml:space="preserve">· </w:t>
+      </w:r>
+      <w:r>
+        <w:rPr w:rFonts="맑은 고딕">
+          <w:rFonts w:ascii="맑은 고딕" w:hAnsi="맑은 고딕" w:eastAsia="맑은 고딕"/>
+          <w:b/>
+          <w:color w:val="1F2937"/>
+          <w:sz w:val="21"/>
+        </w:rPr>
+        <w:t xml:space="preserve">생몰년도: </w:t>
+      </w:r>
+      <w:r>
+        <w:rPr w:rFonts="맑은 고딕">
+          <w:rFonts w:ascii="맑은 고딕" w:hAnsi="맑은 고딕" w:eastAsia="맑은 고딕"/>
+          <w:b w:val="0"/>
+          <w:sz w:val="21"/>
+        </w:rPr>
+        <w:t>1989년 결성 (프로듀서 Torsten Fenslau: 1964 ~ 1993)</w:t>
+      </w:r>
+    </w:p>
+    <w:p>
+      <w:pPr>
+        <w:spacing w:line="324" w:lineRule="auto" w:after="80"/>
+      </w:pPr>
+      <w:r>
+        <w:rPr w:rFonts="맑은 고딕">
+          <w:rFonts w:ascii="맑은 고딕" w:hAnsi="맑은 고딕" w:eastAsia="맑은 고딕"/>
+          <w:b w:val="0"/>
+          <w:color w:val="6B7280"/>
+          <w:sz w:val="21"/>
+        </w:rPr>
+        <w:t xml:space="preserve">· </w:t>
+      </w:r>
+      <w:r>
+        <w:rPr w:rFonts="맑은 고딕">
+          <w:rFonts w:ascii="맑은 고딕" w:hAnsi="맑은 고딕" w:eastAsia="맑은 고딕"/>
+          <w:b/>
+          <w:color w:val="1F2937"/>
+          <w:sz w:val="21"/>
+        </w:rPr>
+        <w:t xml:space="preserve">그룹 소속: </w:t>
+      </w:r>
+      <w:r>
+        <w:rPr w:rFonts="맑은 고딕">
+          <w:rFonts w:ascii="맑은 고딕" w:hAnsi="맑은 고딕" w:eastAsia="맑은 고딕"/>
+          <w:b w:val="0"/>
+          <w:sz w:val="21"/>
+        </w:rPr>
+        <w:t>그룹 형태 (프로젝트 그룹)</w:t>
+      </w:r>
+    </w:p>
+    <w:p>
+      <w:pPr>
+        <w:spacing w:line="324" w:lineRule="auto" w:after="80"/>
+      </w:pPr>
+      <w:r>
+        <w:rPr w:rFonts="맑은 고딕">
+          <w:rFonts w:ascii="맑은 고딕" w:hAnsi="맑은 고딕" w:eastAsia="맑은 고딕"/>
+          <w:b w:val="0"/>
+          <w:color w:val="6B7280"/>
+          <w:sz w:val="21"/>
+        </w:rPr>
+        <w:t xml:space="preserve">· </w:t>
+      </w:r>
+      <w:r>
+        <w:rPr w:rFonts="맑은 고딕">
+          <w:rFonts w:ascii="맑은 고딕" w:hAnsi="맑은 고딕" w:eastAsia="맑은 고딕"/>
+          <w:b/>
+          <w:color w:val="1F2937"/>
+          <w:sz w:val="21"/>
+        </w:rPr>
+        <w:t xml:space="preserve">아티스트 소개: </w:t>
+      </w:r>
+      <w:r>
+        <w:rPr w:rFonts="맑은 고딕">
+          <w:rFonts w:ascii="맑은 고딕" w:hAnsi="맑은 고딕" w:eastAsia="맑은 고딕"/>
+          <w:b w:val="0"/>
+          <w:sz w:val="21"/>
+        </w:rPr>
+        <w:t>컬쳐비트는 전자음악의 성지 프랑크푸르트를 기반으로 탄생하여 1990년대 유로댄스의 황금기를 개척한 전설적인 일렉트로닉 팝 프로젝트입니다. 토르스텐 펜슬라우의 정교하고 감각적인 사운드 메이킹과 소울풀한 보컬, 역동적인 랩의 결합을 통해 댄스 음악을 세계 팝 음악사의 당당한 주류 예술로 격상시켰습니다.</w:t>
+      </w:r>
+    </w:p>
+    <w:p>
+      <w:pPr>
+        <w:spacing w:line="324" w:lineRule="auto" w:before="200" w:after="80"/>
+      </w:pPr>
+      <w:r>
+        <w:rPr w:rFonts="맑은 고딕">
+          <w:rFonts w:ascii="맑은 고딕" w:hAnsi="맑은 고딕" w:eastAsia="맑은 고딕"/>
+          <w:b/>
+          <w:color w:val="1E3A8A"/>
+          <w:sz w:val="24"/>
+        </w:rPr>
+        <w:t>3. 음반 상세 분석</w:t>
+      </w:r>
+    </w:p>
+    <w:p>
+      <w:pPr>
+        <w:spacing w:line="324" w:lineRule="auto" w:after="80"/>
+      </w:pPr>
+      <w:r>
+        <w:rPr w:rFonts="맑은 고딕">
+          <w:rFonts w:ascii="맑은 고딕" w:hAnsi="맑은 고딕" w:eastAsia="맑은 고딕"/>
+          <w:b w:val="0"/>
+          <w:color w:val="6B7280"/>
+          <w:sz w:val="21"/>
+        </w:rPr>
+        <w:t xml:space="preserve">· </w:t>
+      </w:r>
+      <w:r>
+        <w:rPr w:rFonts="맑은 고딕">
+          <w:rFonts w:ascii="맑은 고딕" w:hAnsi="맑은 고딕" w:eastAsia="맑은 고딕"/>
+          <w:b/>
+          <w:color w:val="1F2937"/>
+          <w:sz w:val="21"/>
+        </w:rPr>
+        <w:t xml:space="preserve">역사적 위치: </w:t>
+      </w:r>
+      <w:r>
+        <w:rPr w:rFonts="맑은 고딕">
+          <w:rFonts w:ascii="맑은 고딕" w:hAnsi="맑은 고딕" w:eastAsia="맑은 고딕"/>
+          <w:b w:val="0"/>
+          <w:sz w:val="21"/>
+        </w:rPr>
+        <w:t>유로댄스가 완성형 장르로 진화하기 직전, 초기 하우스 음악의 원초적인 활력과 세련된 팝 센스가 가장 이상적으로 결합된 음반입니다. 상업적 댄스 트랙의 한계를 뛰어넘는 탄탄한 리듬 섹션과 정교한 신시사이저 편곡은 90년대 초반 클럽 컬처의 정점을 보여주는 중요한 사료적 가치를 지닙니다.</w:t>
+      </w:r>
+    </w:p>
+    <w:p>
+      <w:pPr>
+        <w:spacing w:line="324" w:lineRule="auto" w:after="80"/>
+      </w:pPr>
+      <w:r>
+        <w:rPr w:rFonts="맑은 고딕">
+          <w:rFonts w:ascii="맑은 고딕" w:hAnsi="맑은 고딕" w:eastAsia="맑은 고딕"/>
+          <w:b w:val="0"/>
+          <w:color w:val="6B7280"/>
+          <w:sz w:val="21"/>
+        </w:rPr>
+        <w:t xml:space="preserve">· </w:t>
+      </w:r>
+      <w:r>
+        <w:rPr w:rFonts="맑은 고딕">
+          <w:rFonts w:ascii="맑은 고딕" w:hAnsi="맑은 고딕" w:eastAsia="맑은 고딕"/>
+          <w:b/>
+          <w:color w:val="1F2937"/>
+          <w:sz w:val="21"/>
+        </w:rPr>
+        <w:t xml:space="preserve">시대의 흔적(스토리텔링): </w:t>
+      </w:r>
+      <w:r>
+        <w:rPr w:rFonts="맑은 고딕">
+          <w:rFonts w:ascii="맑은 고딕" w:hAnsi="맑은 고딕" w:eastAsia="맑은 고딕"/>
+          <w:b w:val="0"/>
+          <w:sz w:val="21"/>
+        </w:rPr>
+        <w:t>베를린 장벽이 무너지고 국경과 이념을 넘어 새로운 자유와 희망의 기운이 유럽을 감싸던 1990년의 공기를 생생하게 품고 있습니다. 주말의 해방감과 젊은 영혼들의 벅찬 고동이 담긴 이 비트는 그 시절 유럽 밤거리를 밝혔던 화려한 조명과 청춘들의 순수한 열정을 선명하게 환기합니다.</w:t>
+      </w:r>
+    </w:p>
+    <w:p>
+      <w:pPr>
+        <w:spacing w:line="324" w:lineRule="auto" w:before="200" w:after="80"/>
+      </w:pPr>
+      <w:r>
+        <w:rPr w:rFonts="맑은 고딕">
+          <w:rFonts w:ascii="맑은 고딕" w:hAnsi="맑은 고딕" w:eastAsia="맑은 고딕"/>
+          <w:b/>
+          <w:color w:val="1E3A8A"/>
+          <w:sz w:val="24"/>
+        </w:rPr>
+        <w:t>4. 주요 수록곡 및 감상 제언</w:t>
+      </w:r>
+    </w:p>
+    <w:p>
+      <w:pPr>
+        <w:spacing w:line="324" w:lineRule="auto" w:after="80"/>
+      </w:pPr>
+      <w:r>
+        <w:rPr w:rFonts="맑은 고딕">
+          <w:rFonts w:ascii="맑은 고딕" w:hAnsi="맑은 고딕" w:eastAsia="맑은 고딕"/>
+          <w:b w:val="0"/>
+          <w:color w:val="6B7280"/>
+          <w:sz w:val="21"/>
+        </w:rPr>
+        <w:t xml:space="preserve">· </w:t>
+      </w:r>
+      <w:r>
+        <w:rPr w:rFonts="맑은 고딕">
+          <w:rFonts w:ascii="맑은 고딕" w:hAnsi="맑은 고딕" w:eastAsia="맑은 고딕"/>
+          <w:b/>
+          <w:color w:val="1F2937"/>
+          <w:sz w:val="21"/>
+        </w:rPr>
+        <w:t xml:space="preserve">주요 수록곡 특징: </w:t>
+      </w:r>
+      <w:r>
+        <w:rPr w:rFonts="맑은 고딕">
+          <w:rFonts w:ascii="맑은 고딕" w:hAnsi="맑은 고딕" w:eastAsia="맑은 고딕"/>
+          <w:b w:val="0"/>
+          <w:sz w:val="21"/>
+        </w:rPr>
+        <w:t>타이틀 트랙 "I Like You"는 묵직하게 심장을 울리는 4/4박자 킥 드럼 위에 얹어진 중독성 강한 신스 리프와 라나 얼(Lana Earl)의 매력적인 보컬, 제이 슈프림(Jay Supreme)의 리드미컬한 래핑이 완벽한 균형을 이룹니다. 확장된 클럽 믹스는 서서히 긴장감을 고조시키며 드라마틱한 전개를 선사합니다.</w:t>
+      </w:r>
+    </w:p>
+    <w:p>
+      <w:pPr>
+        <w:spacing w:line="324" w:lineRule="auto" w:after="80"/>
+      </w:pPr>
+      <w:r>
+        <w:rPr w:rFonts="맑은 고딕">
+          <w:rFonts w:ascii="맑은 고딕" w:hAnsi="맑은 고딕" w:eastAsia="맑은 고딕"/>
+          <w:b w:val="0"/>
+          <w:color w:val="6B7280"/>
+          <w:sz w:val="21"/>
+        </w:rPr>
+        <w:t xml:space="preserve">· </w:t>
+      </w:r>
+      <w:r>
+        <w:rPr w:rFonts="맑은 고딕">
+          <w:rFonts w:ascii="맑은 고딕" w:hAnsi="맑은 고딕" w:eastAsia="맑은 고딕"/>
+          <w:b/>
+          <w:color w:val="1F2937"/>
+          <w:sz w:val="21"/>
+        </w:rPr>
+        <w:t xml:space="preserve">빈티지 감상 제언: </w:t>
+      </w:r>
+      <w:r>
+        <w:rPr w:rFonts="맑은 고딕">
+          <w:rFonts w:ascii="맑은 고딕" w:hAnsi="맑은 고딕" w:eastAsia="맑은 고딕"/>
+          <w:b w:val="0"/>
+          <w:sz w:val="21"/>
+        </w:rPr>
+        <w:t>45rpm으로 빠르게 회전하는 넓은 소리골을 통해 전달되는 저음의 단단한 펀치력과 개방감 넘치는 고역의 해상도가 압권입니다. 진공관 앰프의 부드러운 온기와 턴테이블의 아날로그 바늘 끝이 만나 디지털 음원에서는 느낄 수 없는 풍성한 음장감과 입체적인 공간감을 오롯이 재현해 냅니다.</w:t>
+      </w:r>
+    </w:p>
+    <w:p>
+      <w:pPr>
+        <w:spacing w:line="324" w:lineRule="auto" w:after="80"/>
+      </w:pPr>
+      <w:r>
+        <w:rPr w:rFonts="맑은 고딕">
+          <w:rFonts w:ascii="맑은 고딕" w:hAnsi="맑은 고딕" w:eastAsia="맑은 고딕"/>
+          <w:b w:val="0"/>
+          <w:color w:val="6B7280"/>
+          <w:sz w:val="21"/>
+        </w:rPr>
+        <w:t xml:space="preserve">· </w:t>
+      </w:r>
+      <w:r>
+        <w:rPr w:rFonts="맑은 고딕">
+          <w:rFonts w:ascii="맑은 고딕" w:hAnsi="맑은 고딕" w:eastAsia="맑은 고딕"/>
+          <w:b/>
+          <w:color w:val="1F2937"/>
+          <w:sz w:val="21"/>
+        </w:rPr>
+        <w:t xml:space="preserve">소장 가치: </w:t>
+      </w:r>
+      <w:r>
+        <w:rPr w:rFonts="맑은 고딕">
+          <w:rFonts w:ascii="맑은 고딕" w:hAnsi="맑은 고딕" w:eastAsia="맑은 고딕"/>
+          <w:b w:val="0"/>
+          <w:sz w:val="21"/>
+        </w:rPr>
+        <w:t>유로댄스 역사상 가장 위대한 신화가 태동하던 결정적 순간을 최상의 오디오파일 포맷인 45rpm 12인치 바이닐로 만날 수 있는 희소한 음반입니다. 아날로그 매체가 전해주는 압도적인 사운드 쾌감과 시대의 에너지를 동시에 소유하고자 하는 애호가에게 더없이 귀중한 컬렉션입니다.</w:t>
+      </w:r>
+    </w:p>
+    <w:p>
+      <w:pPr>
+        <w:spacing w:line="324" w:lineRule="auto" w:after="120" w:before="160"/>
+      </w:pPr>
+      <w:r>
+        <w:rPr w:rFonts="맑은 고딕">
+          <w:rFonts w:ascii="맑은 고딕" w:hAnsi="맑은 고딕" w:eastAsia="맑은 고딕"/>
+          <w:b/>
+          <w:color w:val="4338CA"/>
+          <w:sz w:val="21"/>
+        </w:rPr>
+        <w:t>이 음반을 통해 1990년대 초 유럽 밤하늘을 수놓았던 눈부신 젊음의 비트와 아날로그 사운드가 전해주는 감동을 다시 한번 경험해 보시는 것은 어떨까요?</w:t>
       </w:r>
     </w:p>
     <w:sectPr>
       <w:pgSz w:w="12240" w:h="15840"/>
-      <w:pgMar w:top="1440" w:right="1440" w:bottom="1440" w:left="1440" w:header="720" w:footer="720" w:gutter="0"/>
+      <w:pgMar w:top="1152" w:right="1296" w:bottom="1152" w:left="1296" w:header="720" w:footer="720" w:gutter="0"/>
       <w:cols w:space="720"/>
       <w:docGrid w:linePitch="360"/>
     </w:sectPr>

--- a/word_reports/LP_0407_위치_476_Culture Beat_I Like You _.docx
+++ b/word_reports/LP_0407_위치_476_Culture Beat_I Like You _.docx
@@ -32,7 +32,7 @@
     </w:p>
     <w:p>
       <w:pPr>
-        <w:spacing w:line="324" w:lineRule="auto" w:before="80" w:after="160"/>
+        <w:spacing w:line="324" w:lineRule="auto" w:before="80" w:after="120"/>
       </w:pPr>
       <w:r>
         <w:rPr w:rFonts="맑은 고딕">
@@ -42,13 +42,6 @@
           <w:sz w:val="22"/>
         </w:rPr>
         <w:t xml:space="preserve">[음반 소개] </w:t>
-      </w:r>
-      <w:r>
-        <w:rPr w:rFonts="맑은 고딕">
-          <w:rFonts w:ascii="맑은 고딕" w:hAnsi="맑은 고딕" w:eastAsia="맑은 고딕"/>
-          <w:b w:val="0"/>
-          <w:sz w:val="21"/>
-        </w:rPr>
       </w:r>
     </w:p>
     <w:p>
@@ -61,7 +54,33 @@
           <w:b w:val="0"/>
           <w:sz w:val="21"/>
         </w:rPr>
-        <w:t>1990년대 초반, 전 유럽의 밤을 뜨겁게 달구며 전자음악의 새로운 지평을 열었던 컬쳐비트의 찬란한 초기 걸작 싱글입니다. 프로듀서 토르스텐 펜슬라우의 선구적인 일렉트로닉 비트와 매혹적인 멜로디 라인이 조화를 이루며, 댄스 팝이 도달할 수 있는 가장 우아하고도 역동적인 순간을 포착해 냈습니다. 특히 45회전(45rpm) 맥시 싱글 특유의 광활한 다이내믹스와 선명한 그루브는 단순한 댄스 트랙을 넘어 하나의 완성도 높은 음향 예술로 다가옵니다. 찰나의 열정과 영원한 청춘의 환희가 이 검은 바이닐 속에 고스란히 각인되어 있습니다.</w:t>
+        <w:t>1990년, 베를린 장벽의 붕괴와 함께 유럽 대륙 전역에는 새로운 시대의 개막을 알리는 자유와 희망의 선율이 요동치고 있었습니다. 프랑크푸르트 클럽 씬의 전설적인 프로듀서 토르스텐 펜슬라우(Torsten Fenslau)의 선구적인 혜안 아래 태동한 컬쳐비트(Culture Beat)는, 차가운 기계적 신디사이저와 인간의 뜨거운 심장 박동을 절묘하게 결합하며 90년대 유로댄스(Eurodance) 황금기의 위대한 서막을 열어젖혔습니다. 그들의 기념비적인 데뷔 앨범 *Horizon*의 찬란한 정점을 장식한 싱글 「I Like You」는 국경과 언어의 장벽을 허물고 전 세계 댄스 플로어를 뜨겁게 달구며 대중음악사에 굵직한 궤적을 남겼습니다.</w:t>
+      </w:r>
+    </w:p>
+    <w:p>
+      <w:pPr>
+        <w:spacing w:line="324" w:lineRule="auto" w:after="120"/>
+      </w:pPr>
+      <w:r>
+        <w:rPr w:rFonts="맑은 고딕">
+          <w:rFonts w:ascii="맑은 고딕" w:hAnsi="맑은 고딕" w:eastAsia="맑은 고딕"/>
+          <w:b w:val="0"/>
+          <w:sz w:val="21"/>
+        </w:rPr>
+        <w:t>이 음반은 단순한 유흥의 배경음악을 넘어, 힙하우스(Hip-House)의 감각적인 리듬과 흑인 소울 보컬의 격정적인 서정성이 교차하는 예술적 성취를 보여줍니다. 제이 수프림(Jay Supreme)의 절제된 래핑과 라나 얼(Lana Earl)의 매혹적인 보컬은 인간 내면의 솔직 담백한 고백과 사랑의 열망을 세련된 팝 감성으로 승화시킵니다. 특히 통상적인 33⅓rpm LP의 한계를 뛰어넘어 넓은 소리골을 확보한 '45rpm 12인치 맥시 싱글' 포맷은, 디지털로는 결코 온전히 복원해낼 수 없는 육중한 베이스 라인의 타격감과 섬세한 고역의 공기감을 놀랍도록 입체적으로 전달하며 일렉트로닉 팝 역시 아날로그의 유기적 질감 속에서 숭고한 감동을 획득할 수 있음을 웅변합니다.</w:t>
+      </w:r>
+    </w:p>
+    <w:p>
+      <w:pPr>
+        <w:spacing w:line="324" w:lineRule="auto" w:after="120"/>
+      </w:pPr>
+      <w:r>
+        <w:rPr w:rFonts="맑은 고딕">
+          <w:rFonts w:ascii="맑은 고딕" w:hAnsi="맑은 고딕" w:eastAsia="맑은 고딕"/>
+          <w:b w:val="0"/>
+          <w:sz w:val="21"/>
+        </w:rPr>
+        <w:t>어느덧 30여 년의 세월이 흘러 디지털 음원의 무한 복제 시대에 접어든 오늘날에도, 턴테이블 위에서 분당 45회전으로 정교하게 돌아가는 이 바이닐은 90년대 초 청춘들이 공유했던 순수한 열정과 해방의 공기를 오롯이 되살려냅니다. 시대를 초월해 가슴을 두드리는 명징한 비트와 그 이면에 흐르는 아련한 노스탤지어는, 지나간 아날로그 황금기의 찬란했던 순간을 영원으로 박제하며 클래식 애호가와 빈티지 팝 컬렉터 모두의 감각을 황홀하게 일깨우고 있습니다.</w:t>
       </w:r>
     </w:p>
     <w:p>
@@ -129,37 +148,6 @@
           <w:color w:val="1F2937"/>
           <w:sz w:val="21"/>
         </w:rPr>
-        <w:t xml:space="preserve">아티스트: </w:t>
-      </w:r>
-      <w:r>
-        <w:rPr w:rFonts="맑은 고딕">
-          <w:rFonts w:ascii="맑은 고딕" w:hAnsi="맑은 고딕" w:eastAsia="맑은 고딕"/>
-          <w:b w:val="0"/>
-          <w:sz w:val="21"/>
-        </w:rPr>
-        <w:t>Culture Beat (컬쳐비트)</w:t>
-      </w:r>
-    </w:p>
-    <w:p>
-      <w:pPr>
-        <w:spacing w:line="324" w:lineRule="auto" w:after="80"/>
-      </w:pPr>
-      <w:r>
-        <w:rPr w:rFonts="맑은 고딕">
-          <w:rFonts w:ascii="맑은 고딕" w:hAnsi="맑은 고딕" w:eastAsia="맑은 고딕"/>
-          <w:b w:val="0"/>
-          <w:color w:val="6B7280"/>
-          <w:sz w:val="21"/>
-        </w:rPr>
-        <w:t xml:space="preserve">· </w:t>
-      </w:r>
-      <w:r>
-        <w:rPr w:rFonts="맑은 고딕">
-          <w:rFonts w:ascii="맑은 고딕" w:hAnsi="맑은 고딕" w:eastAsia="맑은 고딕"/>
-          <w:b/>
-          <w:color w:val="1F2937"/>
-          <w:sz w:val="21"/>
-        </w:rPr>
         <w:t xml:space="preserve">발매 정보: </w:t>
       </w:r>
       <w:r>
@@ -168,7 +156,7 @@
           <w:b w:val="0"/>
           <w:sz w:val="21"/>
         </w:rPr>
-        <w:t>1990년 독일의 전설적인 프로듀서 토르스텐 펜슬라우(Torsten Fenslau)의 지휘 아래 발매된 12인치 맥시 싱글로, 컬쳐비트의 기념비적인 데뷔 앨범 《Horizon》의 핵심 수록곡을 고음질 45rpm 포맷으로 정밀하게 프레싱한 역사적 음반입니다.</w:t>
+        <w:t>1990년 독일의 저명한 일렉트로닉 전문 레이블인 Dance Pool(CBS/Sony)을 통해 발매된 오리지널 12인치 맥시 싱글로, 유로댄스의 태동기 사운드를 오디오파일급 다이내믹스로 담아낸 고음질 45rpm 프레싱 음반입니다.</w:t>
       </w:r>
     </w:p>
     <w:p>
@@ -199,7 +187,7 @@
           <w:b w:val="0"/>
           <w:sz w:val="21"/>
         </w:rPr>
-        <w:t>발매 직후 미국 빌보드 댄스 클럽 플레이(Hot Dance Club Play) 차트 정상을 차지하는 기염을 토했으며, 유럽 전역의 클럽과 방송 차트 상위권을 석권하며 전 세계적인 댄스 팝 돌풍의 진원지가 되었습니다.</w:t>
+        <w:t>유럽 전역의 클럽 차트를 석권함은 물론, 미국 빌보드 댄스 클럽 플레이(Hot Dance Club Play) 차트 1위에 오르며 전 세계 댄스 씬을 뒤흔들었고, 수십만 장 이상의 싱글 판매고를 기록하며 전 세계 DJ들의 필청반으로 자리 잡았습니다.</w:t>
       </w:r>
     </w:p>
     <w:p>
@@ -230,7 +218,7 @@
           <w:b w:val="0"/>
           <w:sz w:val="21"/>
         </w:rPr>
-        <w:t>1990년대 초 언더그라운드 클럽 신과 메인스트림 팝 계보를 잇는 독보적인 댄스 클래식으로 공인받았으며, 훗날 전 세계를 뒤흔든 유로댄스 붐의 선구적 텍스트로 음악 평단의 높은 평가를 받았습니다.</w:t>
+        <w:t>1990년대 초 미국 및 유럽 클럽 DJ 연합회 공인 최우수 댄스 트랙 선정 및 빌보드 연말 결산 댄스 차트 최상위권 랭크.</w:t>
       </w:r>
     </w:p>
     <w:p>
@@ -275,7 +263,7 @@
           <w:b w:val="0"/>
           <w:sz w:val="21"/>
         </w:rPr>
-        <w:t>독일</w:t>
+        <w:t>독일 (Germany)</w:t>
       </w:r>
     </w:p>
     <w:p>
@@ -306,7 +294,7 @@
           <w:b w:val="0"/>
           <w:sz w:val="21"/>
         </w:rPr>
-        <w:t>1989년 결성 (프로듀서 Torsten Fenslau: 1964 ~ 1993)</w:t>
+        <w:t>1989년 결성 (핵심 프로듀서 Torsten Fenslau: 1964년 ~ 1993년)</w:t>
       </w:r>
     </w:p>
     <w:p>
@@ -337,7 +325,7 @@
           <w:b w:val="0"/>
           <w:sz w:val="21"/>
         </w:rPr>
-        <w:t>그룹 형태 (프로젝트 그룹)</w:t>
+        <w:t>다국적 혼성 댄스 프로젝트 그룹</w:t>
       </w:r>
     </w:p>
     <w:p>
@@ -368,7 +356,7 @@
           <w:b w:val="0"/>
           <w:sz w:val="21"/>
         </w:rPr>
-        <w:t>컬쳐비트는 전자음악의 성지 프랑크푸르트를 기반으로 탄생하여 1990년대 유로댄스의 황금기를 개척한 전설적인 일렉트로닉 팝 프로젝트입니다. 토르스텐 펜슬라우의 정교하고 감각적인 사운드 메이킹과 소울풀한 보컬, 역동적인 랩의 결합을 통해 댄스 음악을 세계 팝 음악사의 당당한 주류 예술로 격상시켰습니다.</w:t>
+        <w:t>천재 프로듀서 토르스텐 펜슬라우의 치밀한 사운드 디자인을 바탕으로 힙합과 팝, 테크노를 유기적으로 융합하여 90년대 유로댄스 장르의 문법을 확립한 선구자적 그룹입니다. 남성 래퍼의 다이내믹한 플로우와 여성 디바의 폭발적인 멜로디 보컬을 결합한 이들의 독창적인 포뮬러는 당대 글로벌 팝 씬의 표준으로 자리매김하였습니다.</w:t>
       </w:r>
     </w:p>
     <w:p>
@@ -413,7 +401,7 @@
           <w:b w:val="0"/>
           <w:sz w:val="21"/>
         </w:rPr>
-        <w:t>유로댄스가 완성형 장르로 진화하기 직전, 초기 하우스 음악의 원초적인 활력과 세련된 팝 센스가 가장 이상적으로 결합된 음반입니다. 상업적 댄스 트랙의 한계를 뛰어넘는 탄탄한 리듬 섹션과 정교한 신시사이저 편곡은 90년대 초반 클럽 컬처의 정점을 보여주는 중요한 사료적 가치를 지닙니다.</w:t>
+        <w:t>하우스 음악의 태동과 유로 테크노의 정착이 교차하던 1990년의 과도기적 정점을 포착한 작품으로, 훗날 세계적인 메가 히트곡 "Mr. Vain"으로 만개하게 될 컬쳐비트 고유의 음악적 청사진을 가장 신선하고도 밀도 높게 제시한 역사적 명반입니다.</w:t>
       </w:r>
     </w:p>
     <w:p>
@@ -444,7 +432,7 @@
           <w:b w:val="0"/>
           <w:sz w:val="21"/>
         </w:rPr>
-        <w:t>베를린 장벽이 무너지고 국경과 이념을 넘어 새로운 자유와 희망의 기운이 유럽을 감싸던 1990년의 공기를 생생하게 품고 있습니다. 주말의 해방감과 젊은 영혼들의 벅찬 고동이 담긴 이 비트는 그 시절 유럽 밤거리를 밝혔던 화려한 조명과 청춘들의 순수한 열정을 선명하게 환기합니다.</w:t>
+        <w:t>베를린 장벽 붕괴 직후 찾아온 탈냉전의 환희와 세기말을 향한 설렘이 공존하던 1990년대 벽두, 새로운 자유를 만끽하며 언더그라운드 클럽의 어둠 속에서 하나 되어 춤추던 청춘들의 땀방울과 낭만적인 열기가 음반의 그루브마다 생생히 새겨져 있습니다.</w:t>
       </w:r>
     </w:p>
     <w:p>
@@ -489,7 +477,7 @@
           <w:b w:val="0"/>
           <w:sz w:val="21"/>
         </w:rPr>
-        <w:t>타이틀 트랙 "I Like You"는 묵직하게 심장을 울리는 4/4박자 킥 드럼 위에 얹어진 중독성 강한 신스 리프와 라나 얼(Lana Earl)의 매력적인 보컬, 제이 슈프림(Jay Supreme)의 리드미컬한 래핑이 완벽한 균형을 이룹니다. 확장된 클럽 믹스는 서서히 긴장감을 고조시키며 드라마틱한 전개를 선사합니다.</w:t>
+        <w:t>표제곡 "I Like You"는 리드미컬하게 질주하는 묵직한 베이스 시퀀스 위에 얹힌 제이 수프림의 세련된 랩과 라나 얼의 소울풀하면서도 몽환적인 후렴구가 압도적인 흡입력을 자랑하며, 정교한 신디사이저 편곡 속에서도 특유의 서정적 온기가 물씬 배어납니다.</w:t>
       </w:r>
     </w:p>
     <w:p>
@@ -520,7 +508,7 @@
           <w:b w:val="0"/>
           <w:sz w:val="21"/>
         </w:rPr>
-        <w:t>45rpm으로 빠르게 회전하는 넓은 소리골을 통해 전달되는 저음의 단단한 펀치력과 개방감 넘치는 고역의 해상도가 압권입니다. 진공관 앰프의 부드러운 온기와 턴테이블의 아날로그 바늘 끝이 만나 디지털 음원에서는 느낄 수 없는 풍성한 음장감과 입체적인 공간감을 오롯이 재현해 냅니다.</w:t>
+        <w:t>45rpm 특유의 넓은 소리골 폭이 선사하는 광대역 사운드는 진공관 앰프를 거칠 때 차가운 디지털 음원에서는 느낄 수 없는 육중하고 따스한 질감의 아날로그 펀치력으로 전환됩니다. 턴테이블의 회전수를 정확히 45회전에 맞추고 카트리지의 침압을 세밀히 조율한 뒤, 클럽 한가운데 서 있는 듯한 입체적인 공간감과 박진감 넘치는 다이내믹스를 만끽하시길 권합니다.</w:t>
       </w:r>
     </w:p>
     <w:p>
@@ -551,7 +539,7 @@
           <w:b w:val="0"/>
           <w:sz w:val="21"/>
         </w:rPr>
-        <w:t>유로댄스 역사상 가장 위대한 신화가 태동하던 결정적 순간을 최상의 오디오파일 포맷인 45rpm 12인치 바이닐로 만날 수 있는 희소한 음반입니다. 아날로그 매체가 전해주는 압도적인 사운드 쾌감과 시대의 에너지를 동시에 소유하고자 하는 애호가에게 더없이 귀중한 컬렉션입니다.</w:t>
+        <w:t>90년대 유로댄스 음악의 여명기를 상징하는 상징성과 더불어, 최고의 음향적 쾌감을 선사하는 45회전 오리지널 바이닐로서 일렉트로닉 팝의 역사적 컬렉션을 완성하는 데 있어 결코 빼놓을 수 없는 독보적인 소장 가치를 지닙니다.</w:t>
       </w:r>
     </w:p>
     <w:p>
@@ -565,7 +553,7 @@
           <w:color w:val="4338CA"/>
           <w:sz w:val="21"/>
         </w:rPr>
-        <w:t>이 음반을 통해 1990년대 초 유럽 밤하늘을 수놓았던 눈부신 젊음의 비트와 아날로그 사운드가 전해주는 감동을 다시 한번 경험해 보시는 것은 어떨까요?</w:t>
+        <w:t>이 음반을 통해 아날로그의 넓은 소리골에 아로새겨진 90년대 청춘의 심장 박동과 시대의 낭만이 전해주는 감동을 다시 한번 경험해 보시는 것은 어떨까요?</w:t>
       </w:r>
     </w:p>
     <w:sectPr>
